--- a/lessons/4-4/downloads/reveal/teacher/4.4-guided-notes.docx
+++ b/lessons/4-4/downloads/reveal/teacher/4.4-guided-notes.docx
@@ -88,6 +88,7 @@
       <w:pPr>
         <w:keepNext/>
         <w:spacing w:before="0" w:after="10" w:line="240" w:lineRule="auto"/>
+        <w:outlineLvl w:val="0"/>
       </w:pPr>
       <w:r>
         <w:rPr>
@@ -123,7 +124,7 @@
           <w:sz w:val="15"/>
           <w:szCs w:val="15"/>
         </w:rPr>
-        <w:t xml:space="preserve">   ·   6.RP.A.3c</w:t>
+        <w:t xml:space="preserve">   ·   6.AT.4</w:t>
       </w:r>
     </w:p>
     <w:p>
@@ -136,6 +137,7 @@
           <w:tab w:val="right" w:pos="9504"/>
         </w:tabs>
         <w:spacing w:before="90" w:after="50" w:line="240" w:lineRule="auto"/>
+        <w:outlineLvl w:val="1"/>
       </w:pPr>
       <w:r>
         <w:rPr>
@@ -582,6 +584,7 @@
           <w:tab w:val="right" w:pos="9504"/>
         </w:tabs>
         <w:spacing w:before="90" w:after="50" w:line="240" w:lineRule="auto"/>
+        <w:outlineLvl w:val="1"/>
       </w:pPr>
       <w:r>
         <w:rPr>
@@ -792,6 +795,7 @@
           <w:tab w:val="right" w:pos="9504"/>
         </w:tabs>
         <w:spacing w:before="90" w:after="50" w:line="240" w:lineRule="auto"/>
+        <w:outlineLvl w:val="1"/>
       </w:pPr>
       <w:r>
         <w:rPr>
@@ -837,6 +841,46 @@
           <w:szCs w:val="19"/>
         </w:rPr>
         <w:t xml:space="preserve">A school sold 140 tickets. 45% were student tickets. How many were student tickets?</w:t>
+      </w:r>
+    </w:p>
+    <w:p>
+      <w:pPr>
+        <w:keepNext/>
+        <w:spacing w:before="0" w:after="40" w:line="264" w:lineRule="auto"/>
+        <w:jc w:val="center"/>
+      </w:pPr>
+      <w:r>
+        <w:drawing>
+          <wp:inline distT="0" distB="0" distL="0" distR="0">
+            <wp:extent cx="3108960" cy="730605"/>
+            <wp:docPr id="1" name="Figure 1"/>
+            <a:graphic xmlns:a="http://schemas.openxmlformats.org/drawingml/2006/main">
+              <a:graphicData uri="http://schemas.openxmlformats.org/drawingml/2006/picture">
+                <pic:pic xmlns:pic="http://schemas.openxmlformats.org/drawingml/2006/picture">
+                  <pic:nvPicPr>
+                    <pic:cNvPr id="1" name="image1.png"/>
+                    <pic:cNvPicPr/>
+                  </pic:nvPicPr>
+                  <pic:blipFill>
+                    <a:blip r:embed="rIdImg1"/>
+                    <a:stretch>
+                      <a:fillRect/>
+                    </a:stretch>
+                  </pic:blipFill>
+                  <pic:spPr>
+                    <a:xfrm>
+                      <a:off x="0" y="0"/>
+                      <a:ext cx="3108960" cy="730605"/>
+                    </a:xfrm>
+                    <a:prstGeom prst="rect">
+                      <a:avLst/>
+                    </a:prstGeom>
+                  </pic:spPr>
+                </pic:pic>
+              </a:graphicData>
+            </a:graphic>
+          </wp:inline>
+        </w:drawing>
       </w:r>
     </w:p>
     <w:p>
@@ -893,7 +937,7 @@
           <w:sz w:val="19"/>
           <w:szCs w:val="19"/>
         </w:rPr>
-        <w:t xml:space="preserve"> tickets.</w:t>
+        <w:t xml:space="preserve"> tickets. Each of the 20 parts is 5%.</w:t>
       </w:r>
     </w:p>
     <w:p>
@@ -1050,6 +1094,7 @@
           <w:tab w:val="right" w:pos="9504"/>
         </w:tabs>
         <w:spacing w:before="90" w:after="50" w:line="240" w:lineRule="auto"/>
+        <w:outlineLvl w:val="1"/>
       </w:pPr>
       <w:r>
         <w:rPr>
@@ -1134,8 +1179,8 @@
                 <w:rFonts w:ascii="Avenir Next" w:hAnsi="Avenir Next" w:cs="Avenir Next" w:eastAsia="Avenir Next"/>
                 <w:b/>
                 <w:color w:val="1A1A1A"/>
-                <w:sz w:val="20"/>
-                <w:szCs w:val="20"/>
+                <w:sz w:val="21"/>
+                <w:szCs w:val="21"/>
               </w:rPr>
               <w:t xml:space="preserve">1.</w:t>
             </w:r>
@@ -1143,8 +1188,8 @@
               <w:rPr>
                 <w:rFonts w:ascii="Avenir Next" w:hAnsi="Avenir Next" w:cs="Avenir Next" w:eastAsia="Avenir Next"/>
                 <w:color w:val="1A1A1A"/>
-                <w:sz w:val="20"/>
-                <w:szCs w:val="20"/>
+                <w:sz w:val="21"/>
+                <w:szCs w:val="21"/>
               </w:rPr>
               <w:tab/>
             </w:r>
@@ -1152,8 +1197,8 @@
               <w:rPr>
                 <w:rFonts w:ascii="Avenir Next" w:hAnsi="Avenir Next" w:cs="Avenir Next" w:eastAsia="Avenir Next"/>
                 <w:color w:val="1A1A1A"/>
-                <w:sz w:val="20"/>
-                <w:szCs w:val="20"/>
+                <w:sz w:val="21"/>
+                <w:szCs w:val="21"/>
               </w:rPr>
               <w:t xml:space="preserve">Find each part.</w:t>
             </w:r>
@@ -1188,7 +1233,7 @@
             <w:tr>
               <w:trPr>
                 <w:cantSplit/>
-                <w:trHeight w:val="896" w:hRule="atLeast"/>
+                <w:trHeight w:val="448" w:hRule="atLeast"/>
               </w:trPr>
               <w:tc>
                 <w:tcPr>
@@ -1208,8 +1253,8 @@
                       <w:rFonts w:ascii="Avenir Next" w:hAnsi="Avenir Next" w:cs="Avenir Next" w:eastAsia="Avenir Next"/>
                       <w:b/>
                       <w:color w:val="003A70"/>
-                      <w:sz w:val="20"/>
-                      <w:szCs w:val="20"/>
+                      <w:sz w:val="21"/>
+                      <w:szCs w:val="21"/>
                     </w:rPr>
                     <w:t xml:space="preserve">a.</w:t>
                   </w:r>
@@ -1217,8 +1262,8 @@
                     <w:rPr>
                       <w:rFonts w:ascii="Avenir Next" w:hAnsi="Avenir Next" w:cs="Avenir Next" w:eastAsia="Avenir Next"/>
                       <w:color w:val="1A1A1A"/>
-                      <w:sz w:val="20"/>
-                      <w:szCs w:val="20"/>
+                      <w:sz w:val="21"/>
+                      <w:szCs w:val="21"/>
                     </w:rPr>
                     <w:tab/>
                   </w:r>
@@ -1226,8 +1271,8 @@
                     <w:rPr>
                       <w:rFonts w:ascii="Avenir Next" w:hAnsi="Avenir Next" w:cs="Avenir Next" w:eastAsia="Avenir Next"/>
                       <w:color w:val="1A1A1A"/>
-                      <w:sz w:val="20"/>
-                      <w:szCs w:val="20"/>
+                      <w:sz w:val="21"/>
+                      <w:szCs w:val="21"/>
                     </w:rPr>
                     <w:t xml:space="preserve">30% of 40 =</w:t>
                   </w:r>
@@ -1235,8 +1280,8 @@
                     <w:rPr>
                       <w:rFonts w:ascii="Avenir Next" w:hAnsi="Avenir Next" w:cs="Avenir Next" w:eastAsia="Avenir Next"/>
                       <w:color w:val="1A1A1A"/>
-                      <w:sz w:val="20"/>
-                      <w:szCs w:val="20"/>
+                      <w:sz w:val="21"/>
+                      <w:szCs w:val="21"/>
                     </w:rPr>
                     <w:t xml:space="preserve">  </w:t>
                   </w:r>
@@ -1244,8 +1289,8 @@
                     <w:rPr>
                       <w:rFonts w:ascii="Avenir Next" w:hAnsi="Avenir Next" w:cs="Avenir Next" w:eastAsia="Avenir Next"/>
                       <w:color w:val="1A1A1A"/>
-                      <w:sz w:val="20"/>
-                      <w:szCs w:val="20"/>
+                      <w:sz w:val="21"/>
+                      <w:szCs w:val="21"/>
                       <w:u w:val="single"/>
                     </w:rPr>
                     <w:t xml:space="preserve">              </w:t>
@@ -1270,8 +1315,8 @@
                       <w:rFonts w:ascii="Avenir Next" w:hAnsi="Avenir Next" w:cs="Avenir Next" w:eastAsia="Avenir Next"/>
                       <w:b/>
                       <w:color w:val="003A70"/>
-                      <w:sz w:val="20"/>
-                      <w:szCs w:val="20"/>
+                      <w:sz w:val="21"/>
+                      <w:szCs w:val="21"/>
                     </w:rPr>
                     <w:t xml:space="preserve">b.</w:t>
                   </w:r>
@@ -1279,8 +1324,8 @@
                     <w:rPr>
                       <w:rFonts w:ascii="Avenir Next" w:hAnsi="Avenir Next" w:cs="Avenir Next" w:eastAsia="Avenir Next"/>
                       <w:color w:val="1A1A1A"/>
-                      <w:sz w:val="20"/>
-                      <w:szCs w:val="20"/>
+                      <w:sz w:val="21"/>
+                      <w:szCs w:val="21"/>
                     </w:rPr>
                     <w:tab/>
                   </w:r>
@@ -1288,8 +1333,8 @@
                     <w:rPr>
                       <w:rFonts w:ascii="Avenir Next" w:hAnsi="Avenir Next" w:cs="Avenir Next" w:eastAsia="Avenir Next"/>
                       <w:color w:val="1A1A1A"/>
-                      <w:sz w:val="20"/>
-                      <w:szCs w:val="20"/>
+                      <w:sz w:val="21"/>
+                      <w:szCs w:val="21"/>
                     </w:rPr>
                     <w:t xml:space="preserve">8% of 250 =</w:t>
                   </w:r>
@@ -1297,8 +1342,8 @@
                     <w:rPr>
                       <w:rFonts w:ascii="Avenir Next" w:hAnsi="Avenir Next" w:cs="Avenir Next" w:eastAsia="Avenir Next"/>
                       <w:color w:val="1A1A1A"/>
-                      <w:sz w:val="20"/>
-                      <w:szCs w:val="20"/>
+                      <w:sz w:val="21"/>
+                      <w:szCs w:val="21"/>
                     </w:rPr>
                     <w:t xml:space="preserve">  </w:t>
                   </w:r>
@@ -1306,8 +1351,8 @@
                     <w:rPr>
                       <w:rFonts w:ascii="Avenir Next" w:hAnsi="Avenir Next" w:cs="Avenir Next" w:eastAsia="Avenir Next"/>
                       <w:color w:val="1A1A1A"/>
-                      <w:sz w:val="20"/>
-                      <w:szCs w:val="20"/>
+                      <w:sz w:val="21"/>
+                      <w:szCs w:val="21"/>
                       <w:u w:val="single"/>
                     </w:rPr>
                     <w:t xml:space="preserve">              </w:t>
@@ -1332,8 +1377,8 @@
                       <w:rFonts w:ascii="Avenir Next" w:hAnsi="Avenir Next" w:cs="Avenir Next" w:eastAsia="Avenir Next"/>
                       <w:b/>
                       <w:color w:val="003A70"/>
-                      <w:sz w:val="20"/>
-                      <w:szCs w:val="20"/>
+                      <w:sz w:val="21"/>
+                      <w:szCs w:val="21"/>
                     </w:rPr>
                     <w:t xml:space="preserve">c.</w:t>
                   </w:r>
@@ -1341,8 +1386,8 @@
                     <w:rPr>
                       <w:rFonts w:ascii="Avenir Next" w:hAnsi="Avenir Next" w:cs="Avenir Next" w:eastAsia="Avenir Next"/>
                       <w:color w:val="1A1A1A"/>
-                      <w:sz w:val="20"/>
-                      <w:szCs w:val="20"/>
+                      <w:sz w:val="21"/>
+                      <w:szCs w:val="21"/>
                     </w:rPr>
                     <w:tab/>
                   </w:r>
@@ -1350,8 +1395,8 @@
                     <w:rPr>
                       <w:rFonts w:ascii="Avenir Next" w:hAnsi="Avenir Next" w:cs="Avenir Next" w:eastAsia="Avenir Next"/>
                       <w:color w:val="1A1A1A"/>
-                      <w:sz w:val="20"/>
-                      <w:szCs w:val="20"/>
+                      <w:sz w:val="21"/>
+                      <w:szCs w:val="21"/>
                     </w:rPr>
                     <w:t xml:space="preserve">75% of 36 =</w:t>
                   </w:r>
@@ -1359,8 +1404,8 @@
                     <w:rPr>
                       <w:rFonts w:ascii="Avenir Next" w:hAnsi="Avenir Next" w:cs="Avenir Next" w:eastAsia="Avenir Next"/>
                       <w:color w:val="1A1A1A"/>
-                      <w:sz w:val="20"/>
-                      <w:szCs w:val="20"/>
+                      <w:sz w:val="21"/>
+                      <w:szCs w:val="21"/>
                     </w:rPr>
                     <w:t xml:space="preserve">  </w:t>
                   </w:r>
@@ -1368,8 +1413,8 @@
                     <w:rPr>
                       <w:rFonts w:ascii="Avenir Next" w:hAnsi="Avenir Next" w:cs="Avenir Next" w:eastAsia="Avenir Next"/>
                       <w:color w:val="1A1A1A"/>
-                      <w:sz w:val="20"/>
-                      <w:szCs w:val="20"/>
+                      <w:sz w:val="21"/>
+                      <w:szCs w:val="21"/>
                       <w:u w:val="single"/>
                     </w:rPr>
                     <w:t xml:space="preserve">              </w:t>
@@ -1443,8 +1488,8 @@
                 <w:rFonts w:ascii="Avenir Next" w:hAnsi="Avenir Next" w:cs="Avenir Next" w:eastAsia="Avenir Next"/>
                 <w:b/>
                 <w:color w:val="1A1A1A"/>
-                <w:sz w:val="20"/>
-                <w:szCs w:val="20"/>
+                <w:sz w:val="21"/>
+                <w:szCs w:val="21"/>
               </w:rPr>
               <w:t xml:space="preserve">2.</w:t>
             </w:r>
@@ -1452,8 +1497,8 @@
               <w:rPr>
                 <w:rFonts w:ascii="Avenir Next" w:hAnsi="Avenir Next" w:cs="Avenir Next" w:eastAsia="Avenir Next"/>
                 <w:color w:val="1A1A1A"/>
-                <w:sz w:val="20"/>
-                <w:szCs w:val="20"/>
+                <w:sz w:val="21"/>
+                <w:szCs w:val="21"/>
               </w:rPr>
               <w:tab/>
             </w:r>
@@ -1461,10 +1506,142 @@
               <w:rPr>
                 <w:rFonts w:ascii="Avenir Next" w:hAnsi="Avenir Next" w:cs="Avenir Next" w:eastAsia="Avenir Next"/>
                 <w:color w:val="1A1A1A"/>
-                <w:sz w:val="20"/>
-                <w:szCs w:val="20"/>
-              </w:rPr>
-              <w:t xml:space="preserve">A school of 640 students had 15% absent. How many were absent? How many were present?</w:t>
+                <w:sz w:val="21"/>
+                <w:szCs w:val="21"/>
+              </w:rPr>
+              <w:t xml:space="preserve">A school of 640 students had 15% absent (not at school).</w:t>
+            </w:r>
+          </w:p>
+          <w:p>
+            <w:pPr>
+              <w:keepNext/>
+              <w:tabs>
+                <w:tab w:val="left" w:pos="772"/>
+              </w:tabs>
+              <w:spacing w:before="0" w:after="60" w:line="276" w:lineRule="auto"/>
+              <w:ind w:left="772" w:hanging="340"/>
+            </w:pPr>
+            <w:r>
+              <w:rPr>
+                <w:rFonts w:ascii="Avenir Next" w:hAnsi="Avenir Next" w:cs="Avenir Next" w:eastAsia="Avenir Next"/>
+                <w:b/>
+                <w:color w:val="003A70"/>
+                <w:sz w:val="21"/>
+                <w:szCs w:val="21"/>
+              </w:rPr>
+              <w:t xml:space="preserve">a.</w:t>
+            </w:r>
+            <w:r>
+              <w:rPr>
+                <w:rFonts w:ascii="Avenir Next" w:hAnsi="Avenir Next" w:cs="Avenir Next" w:eastAsia="Avenir Next"/>
+                <w:color w:val="1A1A1A"/>
+                <w:sz w:val="21"/>
+                <w:szCs w:val="21"/>
+              </w:rPr>
+              <w:tab/>
+            </w:r>
+            <w:r>
+              <w:rPr>
+                <w:rFonts w:ascii="Avenir Next" w:hAnsi="Avenir Next" w:cs="Avenir Next" w:eastAsia="Avenir Next"/>
+                <w:color w:val="1A1A1A"/>
+                <w:sz w:val="21"/>
+                <w:szCs w:val="21"/>
+              </w:rPr>
+              <w:t xml:space="preserve">How many were absent?</w:t>
+            </w:r>
+            <w:r>
+              <w:rPr>
+                <w:rFonts w:ascii="Avenir Next" w:hAnsi="Avenir Next" w:cs="Avenir Next" w:eastAsia="Avenir Next"/>
+                <w:color w:val="1A1A1A"/>
+                <w:sz w:val="21"/>
+                <w:szCs w:val="21"/>
+              </w:rPr>
+              <w:t xml:space="preserve">  </w:t>
+            </w:r>
+            <w:r>
+              <w:rPr>
+                <w:rFonts w:ascii="Avenir Next" w:hAnsi="Avenir Next" w:cs="Avenir Next" w:eastAsia="Avenir Next"/>
+                <w:color w:val="1A1A1A"/>
+                <w:sz w:val="21"/>
+                <w:szCs w:val="21"/>
+                <w:u w:val="single"/>
+              </w:rPr>
+              <w:t xml:space="preserve">                </w:t>
+            </w:r>
+            <w:r>
+              <w:rPr>
+                <w:rFonts w:ascii="Avenir Next" w:hAnsi="Avenir Next" w:cs="Avenir Next" w:eastAsia="Avenir Next"/>
+                <w:color w:val="1A1A1A"/>
+                <w:sz w:val="21"/>
+                <w:szCs w:val="21"/>
+              </w:rPr>
+              <w:t xml:space="preserve"> students</w:t>
+            </w:r>
+          </w:p>
+          <w:p>
+            <w:pPr>
+              <w:keepNext/>
+              <w:tabs>
+                <w:tab w:val="left" w:pos="772"/>
+              </w:tabs>
+              <w:spacing w:before="0" w:after="60" w:line="276" w:lineRule="auto"/>
+              <w:ind w:left="772" w:hanging="340"/>
+            </w:pPr>
+            <w:r>
+              <w:rPr>
+                <w:rFonts w:ascii="Avenir Next" w:hAnsi="Avenir Next" w:cs="Avenir Next" w:eastAsia="Avenir Next"/>
+                <w:b/>
+                <w:color w:val="003A70"/>
+                <w:sz w:val="21"/>
+                <w:szCs w:val="21"/>
+              </w:rPr>
+              <w:t xml:space="preserve">b.</w:t>
+            </w:r>
+            <w:r>
+              <w:rPr>
+                <w:rFonts w:ascii="Avenir Next" w:hAnsi="Avenir Next" w:cs="Avenir Next" w:eastAsia="Avenir Next"/>
+                <w:color w:val="1A1A1A"/>
+                <w:sz w:val="21"/>
+                <w:szCs w:val="21"/>
+              </w:rPr>
+              <w:tab/>
+            </w:r>
+            <w:r>
+              <w:rPr>
+                <w:rFonts w:ascii="Avenir Next" w:hAnsi="Avenir Next" w:cs="Avenir Next" w:eastAsia="Avenir Next"/>
+                <w:color w:val="1A1A1A"/>
+                <w:sz w:val="21"/>
+                <w:szCs w:val="21"/>
+              </w:rPr>
+              <w:t xml:space="preserve">How many were present?</w:t>
+            </w:r>
+            <w:r>
+              <w:rPr>
+                <w:rFonts w:ascii="Avenir Next" w:hAnsi="Avenir Next" w:cs="Avenir Next" w:eastAsia="Avenir Next"/>
+                <w:color w:val="1A1A1A"/>
+                <w:sz w:val="21"/>
+                <w:szCs w:val="21"/>
+              </w:rPr>
+              <w:t xml:space="preserve">  </w:t>
+            </w:r>
+            <w:r>
+              <w:rPr>
+                <w:rFonts w:ascii="Avenir Next" w:hAnsi="Avenir Next" w:cs="Avenir Next" w:eastAsia="Avenir Next"/>
+                <w:color w:val="1A1A1A"/>
+                <w:sz w:val="21"/>
+                <w:szCs w:val="21"/>
+                <w:u w:val="single"/>
+              </w:rPr>
+              <w:t xml:space="preserve">                </w:t>
+            </w:r>
+            <w:r>
+              <w:rPr>
+                <w:rFonts w:ascii="Avenir Next" w:hAnsi="Avenir Next" w:cs="Avenir Next" w:eastAsia="Avenir Next"/>
+                <w:color w:val="1A1A1A"/>
+                <w:sz w:val="21"/>
+                <w:szCs w:val="21"/>
+              </w:rPr>
+              <w:t xml:space="preserve"> students</w:t>
             </w:r>
           </w:p>
           <w:p>
@@ -1500,7 +1677,7 @@
             <w:tr>
               <w:trPr>
                 <w:cantSplit/>
-                <w:trHeight w:val="1312" w:hRule="atLeast"/>
+                <w:trHeight w:val="500" w:hRule="atLeast"/>
               </w:trPr>
               <w:tc>
                 <w:tcPr>
@@ -1527,31 +1704,8 @@
           </w:tbl>
           <w:p>
             <w:pPr>
-              <w:tabs>
-                <w:tab w:val="right" w:leader="underscore" w:pos="9504"/>
-              </w:tabs>
-              <w:spacing w:before="90" w:after="40" w:line="264" w:lineRule="auto"/>
-              <w:ind w:left="432"/>
-            </w:pPr>
-            <w:r>
-              <w:rPr>
-                <w:rFonts w:ascii="Avenir Next" w:hAnsi="Avenir Next" w:cs="Avenir Next" w:eastAsia="Avenir Next"/>
-                <w:b/>
-                <w:color w:val="1A1A1A"/>
-                <w:sz w:val="18"/>
-                <w:szCs w:val="18"/>
-              </w:rPr>
-              <w:t xml:space="preserve">Absent, present</w:t>
-            </w:r>
-            <w:r>
-              <w:rPr>
-                <w:rFonts w:ascii="Avenir Next" w:hAnsi="Avenir Next" w:cs="Avenir Next" w:eastAsia="Avenir Next"/>
-                <w:color w:val="1A1A1A"/>
-                <w:sz w:val="18"/>
-                <w:szCs w:val="18"/>
-              </w:rPr>
-              <w:tab/>
-            </w:r>
+              <w:spacing w:before="0" w:after="0" w:line="24" w:lineRule="auto"/>
+            </w:pPr>
           </w:p>
         </w:tc>
       </w:tr>
@@ -1571,6 +1725,7 @@
           <w:tab w:val="right" w:pos="9504"/>
         </w:tabs>
         <w:spacing w:before="90" w:after="50" w:line="240" w:lineRule="auto"/>
+        <w:outlineLvl w:val="1"/>
       </w:pPr>
       <w:r>
         <w:rPr>
@@ -1686,7 +1841,7 @@
       <w:tr>
         <w:trPr>
           <w:cantSplit/>
-          <w:trHeight w:val="500" w:hRule="atLeast"/>
+          <w:trHeight w:val="340" w:hRule="atLeast"/>
         </w:trPr>
         <w:tc>
           <w:tcPr>
@@ -1706,7 +1861,7 @@
       <w:tr>
         <w:trPr>
           <w:cantSplit/>
-          <w:trHeight w:val="500" w:hRule="atLeast"/>
+          <w:trHeight w:val="340" w:hRule="atLeast"/>
         </w:trPr>
         <w:tc>
           <w:tcPr>
@@ -1811,6 +1966,7 @@
       <w:pPr>
         <w:keepNext/>
         <w:spacing w:before="0" w:after="10" w:line="240" w:lineRule="auto"/>
+        <w:outlineLvl w:val="0"/>
       </w:pPr>
       <w:r>
         <w:rPr>
@@ -1846,7 +2002,7 @@
           <w:sz w:val="15"/>
           <w:szCs w:val="15"/>
         </w:rPr>
-        <w:t xml:space="preserve">   ·   6.RP.A.3c</w:t>
+        <w:t xml:space="preserve">   ·   6.AT.4</w:t>
       </w:r>
     </w:p>
     <w:p>
@@ -1859,6 +2015,7 @@
           <w:tab w:val="right" w:pos="9504"/>
         </w:tabs>
         <w:spacing w:before="90" w:after="50" w:line="240" w:lineRule="auto"/>
+        <w:outlineLvl w:val="1"/>
       </w:pPr>
       <w:r>
         <w:rPr>
@@ -2028,7 +2185,7 @@
                 <w:sz w:val="16"/>
                 <w:szCs w:val="16"/>
               </w:rPr>
-              <w:t xml:space="preserve">razón de parte a todo</w:t>
+              <w:t xml:space="preserve">razón de parte al entero</w:t>
             </w:r>
           </w:p>
         </w:tc>
@@ -2129,7 +2286,7 @@
                 <w:sz w:val="16"/>
                 <w:szCs w:val="16"/>
               </w:rPr>
-              <w:t xml:space="preserve">todo común</w:t>
+              <w:t xml:space="preserve">entero común</w:t>
             </w:r>
           </w:p>
         </w:tc>
@@ -2305,6 +2462,7 @@
           <w:tab w:val="right" w:pos="9504"/>
         </w:tabs>
         <w:spacing w:before="90" w:after="50" w:line="240" w:lineRule="auto"/>
+        <w:outlineLvl w:val="1"/>
       </w:pPr>
       <w:r>
         <w:rPr>
@@ -2371,7 +2529,7 @@
           <w:sz w:val="19"/>
           <w:szCs w:val="19"/>
         </w:rPr>
-        <w:t xml:space="preserve">Counts alone can be unfair when the </w:t>
+        <w:t xml:space="preserve">A record (how many out of how many) can fool you when the </w:t>
       </w:r>
       <w:r>
         <w:rPr>
@@ -2459,6 +2617,7 @@
           <w:tab w:val="right" w:pos="9504"/>
         </w:tabs>
         <w:spacing w:before="90" w:after="50" w:line="240" w:lineRule="auto"/>
+        <w:outlineLvl w:val="1"/>
       </w:pPr>
       <w:r>
         <w:rPr>
@@ -2504,6 +2663,46 @@
           <w:szCs w:val="19"/>
         </w:rPr>
         <w:t xml:space="preserve">Mia made 21 of 28 shots. Leo made 16 of 20 shots. Who has the better rate?</w:t>
+      </w:r>
+    </w:p>
+    <w:p>
+      <w:pPr>
+        <w:keepNext/>
+        <w:spacing w:before="0" w:after="40" w:line="264" w:lineRule="auto"/>
+        <w:jc w:val="center"/>
+      </w:pPr>
+      <w:r>
+        <w:drawing>
+          <wp:inline distT="0" distB="0" distL="0" distR="0">
+            <wp:extent cx="3108960" cy="1057046"/>
+            <wp:docPr id="2" name="Figure 2"/>
+            <a:graphic xmlns:a="http://schemas.openxmlformats.org/drawingml/2006/main">
+              <a:graphicData uri="http://schemas.openxmlformats.org/drawingml/2006/picture">
+                <pic:pic xmlns:pic="http://schemas.openxmlformats.org/drawingml/2006/picture">
+                  <pic:nvPicPr>
+                    <pic:cNvPr id="2" name="image2.png"/>
+                    <pic:cNvPicPr/>
+                  </pic:nvPicPr>
+                  <pic:blipFill>
+                    <a:blip r:embed="rIdImg2"/>
+                    <a:stretch>
+                      <a:fillRect/>
+                    </a:stretch>
+                  </pic:blipFill>
+                  <pic:spPr>
+                    <a:xfrm>
+                      <a:off x="0" y="0"/>
+                      <a:ext cx="3108960" cy="1057046"/>
+                    </a:xfrm>
+                    <a:prstGeom prst="rect">
+                      <a:avLst/>
+                    </a:prstGeom>
+                  </pic:spPr>
+                </pic:pic>
+              </a:graphicData>
+            </a:graphic>
+          </wp:inline>
+        </w:drawing>
       </w:r>
     </w:p>
     <w:p>
@@ -2655,7 +2854,7 @@
           <w:sz w:val="19"/>
           <w:szCs w:val="19"/>
         </w:rPr>
-        <w:t xml:space="preserve">Compare: 80% &gt; 75%</w:t>
+        <w:t xml:space="preserve">Compare: 80% &gt; 75%. Each small part of a bar is 5%.</w:t>
       </w:r>
     </w:p>
     <w:p>
@@ -2716,6 +2915,7 @@
           <w:tab w:val="right" w:pos="9504"/>
         </w:tabs>
         <w:spacing w:before="90" w:after="50" w:line="240" w:lineRule="auto"/>
+        <w:outlineLvl w:val="1"/>
       </w:pPr>
       <w:r>
         <w:rPr>
@@ -2800,8 +3000,8 @@
                 <w:rFonts w:ascii="Avenir Next" w:hAnsi="Avenir Next" w:cs="Avenir Next" w:eastAsia="Avenir Next"/>
                 <w:b/>
                 <w:color w:val="1A1A1A"/>
-                <w:sz w:val="20"/>
-                <w:szCs w:val="20"/>
+                <w:sz w:val="21"/>
+                <w:szCs w:val="21"/>
               </w:rPr>
               <w:t xml:space="preserve">1.</w:t>
             </w:r>
@@ -2809,8 +3009,8 @@
               <w:rPr>
                 <w:rFonts w:ascii="Avenir Next" w:hAnsi="Avenir Next" w:cs="Avenir Next" w:eastAsia="Avenir Next"/>
                 <w:color w:val="1A1A1A"/>
-                <w:sz w:val="20"/>
-                <w:szCs w:val="20"/>
+                <w:sz w:val="21"/>
+                <w:szCs w:val="21"/>
               </w:rPr>
               <w:tab/>
             </w:r>
@@ -2818,8 +3018,8 @@
               <w:rPr>
                 <w:rFonts w:ascii="Avenir Next" w:hAnsi="Avenir Next" w:cs="Avenir Next" w:eastAsia="Avenir Next"/>
                 <w:color w:val="1A1A1A"/>
-                <w:sz w:val="20"/>
-                <w:szCs w:val="20"/>
+                <w:sz w:val="21"/>
+                <w:szCs w:val="21"/>
               </w:rPr>
               <w:t xml:space="preserve">Write each record as a percent.</w:t>
             </w:r>
@@ -2853,7 +3053,7 @@
             <w:tr>
               <w:trPr>
                 <w:cantSplit/>
-                <w:trHeight w:val="896" w:hRule="atLeast"/>
+                <w:trHeight w:val="448" w:hRule="atLeast"/>
               </w:trPr>
               <w:tc>
                 <w:tcPr>
@@ -2873,8 +3073,8 @@
                       <w:rFonts w:ascii="Avenir Next" w:hAnsi="Avenir Next" w:cs="Avenir Next" w:eastAsia="Avenir Next"/>
                       <w:b/>
                       <w:color w:val="003A70"/>
-                      <w:sz w:val="20"/>
-                      <w:szCs w:val="20"/>
+                      <w:sz w:val="21"/>
+                      <w:szCs w:val="21"/>
                     </w:rPr>
                     <w:t xml:space="preserve">a.</w:t>
                   </w:r>
@@ -2882,8 +3082,8 @@
                     <w:rPr>
                       <w:rFonts w:ascii="Avenir Next" w:hAnsi="Avenir Next" w:cs="Avenir Next" w:eastAsia="Avenir Next"/>
                       <w:color w:val="1A1A1A"/>
-                      <w:sz w:val="20"/>
-                      <w:szCs w:val="20"/>
+                      <w:sz w:val="21"/>
+                      <w:szCs w:val="21"/>
                     </w:rPr>
                     <w:tab/>
                   </w:r>
@@ -2891,8 +3091,8 @@
                     <w:rPr>
                       <w:rFonts w:ascii="Avenir Next" w:hAnsi="Avenir Next" w:cs="Avenir Next" w:eastAsia="Avenir Next"/>
                       <w:color w:val="1A1A1A"/>
-                      <w:sz w:val="20"/>
-                      <w:szCs w:val="20"/>
+                      <w:sz w:val="21"/>
+                      <w:szCs w:val="21"/>
                     </w:rPr>
                     <w:t xml:space="preserve">9 out of 12 =</w:t>
                   </w:r>
@@ -2900,8 +3100,8 @@
                     <w:rPr>
                       <w:rFonts w:ascii="Avenir Next" w:hAnsi="Avenir Next" w:cs="Avenir Next" w:eastAsia="Avenir Next"/>
                       <w:color w:val="1A1A1A"/>
-                      <w:sz w:val="20"/>
-                      <w:szCs w:val="20"/>
+                      <w:sz w:val="21"/>
+                      <w:szCs w:val="21"/>
                     </w:rPr>
                     <w:t xml:space="preserve">  </w:t>
                   </w:r>
@@ -2909,8 +3109,8 @@
                     <w:rPr>
                       <w:rFonts w:ascii="Avenir Next" w:hAnsi="Avenir Next" w:cs="Avenir Next" w:eastAsia="Avenir Next"/>
                       <w:color w:val="1A1A1A"/>
-                      <w:sz w:val="20"/>
-                      <w:szCs w:val="20"/>
+                      <w:sz w:val="21"/>
+                      <w:szCs w:val="21"/>
                       <w:u w:val="single"/>
                     </w:rPr>
                     <w:t xml:space="preserve">              </w:t>
@@ -2919,8 +3119,8 @@
                     <w:rPr>
                       <w:rFonts w:ascii="Avenir Next" w:hAnsi="Avenir Next" w:cs="Avenir Next" w:eastAsia="Avenir Next"/>
                       <w:color w:val="1A1A1A"/>
-                      <w:sz w:val="20"/>
-                      <w:szCs w:val="20"/>
+                      <w:sz w:val="21"/>
+                      <w:szCs w:val="21"/>
                     </w:rPr>
                     <w:t xml:space="preserve"> %</w:t>
                   </w:r>
@@ -2944,8 +3144,8 @@
                       <w:rFonts w:ascii="Avenir Next" w:hAnsi="Avenir Next" w:cs="Avenir Next" w:eastAsia="Avenir Next"/>
                       <w:b/>
                       <w:color w:val="003A70"/>
-                      <w:sz w:val="20"/>
-                      <w:szCs w:val="20"/>
+                      <w:sz w:val="21"/>
+                      <w:szCs w:val="21"/>
                     </w:rPr>
                     <w:t xml:space="preserve">b.</w:t>
                   </w:r>
@@ -2953,8 +3153,8 @@
                     <w:rPr>
                       <w:rFonts w:ascii="Avenir Next" w:hAnsi="Avenir Next" w:cs="Avenir Next" w:eastAsia="Avenir Next"/>
                       <w:color w:val="1A1A1A"/>
-                      <w:sz w:val="20"/>
-                      <w:szCs w:val="20"/>
+                      <w:sz w:val="21"/>
+                      <w:szCs w:val="21"/>
                     </w:rPr>
                     <w:tab/>
                   </w:r>
@@ -2962,8 +3162,8 @@
                     <w:rPr>
                       <w:rFonts w:ascii="Avenir Next" w:hAnsi="Avenir Next" w:cs="Avenir Next" w:eastAsia="Avenir Next"/>
                       <w:color w:val="1A1A1A"/>
-                      <w:sz w:val="20"/>
-                      <w:szCs w:val="20"/>
+                      <w:sz w:val="21"/>
+                      <w:szCs w:val="21"/>
                     </w:rPr>
                     <w:t xml:space="preserve">18 out of 25 =</w:t>
                   </w:r>
@@ -2971,8 +3171,8 @@
                     <w:rPr>
                       <w:rFonts w:ascii="Avenir Next" w:hAnsi="Avenir Next" w:cs="Avenir Next" w:eastAsia="Avenir Next"/>
                       <w:color w:val="1A1A1A"/>
-                      <w:sz w:val="20"/>
-                      <w:szCs w:val="20"/>
+                      <w:sz w:val="21"/>
+                      <w:szCs w:val="21"/>
                     </w:rPr>
                     <w:t xml:space="preserve">  </w:t>
                   </w:r>
@@ -2980,8 +3180,8 @@
                     <w:rPr>
                       <w:rFonts w:ascii="Avenir Next" w:hAnsi="Avenir Next" w:cs="Avenir Next" w:eastAsia="Avenir Next"/>
                       <w:color w:val="1A1A1A"/>
-                      <w:sz w:val="20"/>
-                      <w:szCs w:val="20"/>
+                      <w:sz w:val="21"/>
+                      <w:szCs w:val="21"/>
                       <w:u w:val="single"/>
                     </w:rPr>
                     <w:t xml:space="preserve">              </w:t>
@@ -2990,8 +3190,8 @@
                     <w:rPr>
                       <w:rFonts w:ascii="Avenir Next" w:hAnsi="Avenir Next" w:cs="Avenir Next" w:eastAsia="Avenir Next"/>
                       <w:color w:val="1A1A1A"/>
-                      <w:sz w:val="20"/>
-                      <w:szCs w:val="20"/>
+                      <w:sz w:val="21"/>
+                      <w:szCs w:val="21"/>
                     </w:rPr>
                     <w:t xml:space="preserve"> %</w:t>
                   </w:r>
@@ -3064,8 +3264,8 @@
                 <w:rFonts w:ascii="Avenir Next" w:hAnsi="Avenir Next" w:cs="Avenir Next" w:eastAsia="Avenir Next"/>
                 <w:b/>
                 <w:color w:val="1A1A1A"/>
-                <w:sz w:val="20"/>
-                <w:szCs w:val="20"/>
+                <w:sz w:val="21"/>
+                <w:szCs w:val="21"/>
               </w:rPr>
               <w:t xml:space="preserve">2.</w:t>
             </w:r>
@@ -3073,8 +3273,8 @@
               <w:rPr>
                 <w:rFonts w:ascii="Avenir Next" w:hAnsi="Avenir Next" w:cs="Avenir Next" w:eastAsia="Avenir Next"/>
                 <w:color w:val="1A1A1A"/>
-                <w:sz w:val="20"/>
-                <w:szCs w:val="20"/>
+                <w:sz w:val="21"/>
+                <w:szCs w:val="21"/>
               </w:rPr>
               <w:tab/>
             </w:r>
@@ -3082,8 +3282,8 @@
               <w:rPr>
                 <w:rFonts w:ascii="Avenir Next" w:hAnsi="Avenir Next" w:cs="Avenir Next" w:eastAsia="Avenir Next"/>
                 <w:color w:val="1A1A1A"/>
-                <w:sz w:val="20"/>
-                <w:szCs w:val="20"/>
+                <w:sz w:val="21"/>
+                <w:szCs w:val="21"/>
               </w:rPr>
               <w:t xml:space="preserve">Ana made 14 of 20 shots. Ben made 17 of 25 shots. Who has the better rate?</w:t>
             </w:r>
@@ -3121,7 +3321,7 @@
             <w:tr>
               <w:trPr>
                 <w:cantSplit/>
-                <w:trHeight w:val="1312" w:hRule="atLeast"/>
+                <w:trHeight w:val="500" w:hRule="atLeast"/>
               </w:trPr>
               <w:tc>
                 <w:tcPr>
@@ -3192,6 +3392,7 @@
           <w:tab w:val="right" w:pos="9504"/>
         </w:tabs>
         <w:spacing w:before="90" w:after="50" w:line="240" w:lineRule="auto"/>
+        <w:outlineLvl w:val="1"/>
       </w:pPr>
       <w:r>
         <w:rPr>
@@ -3307,7 +3508,7 @@
       <w:tr>
         <w:trPr>
           <w:cantSplit/>
-          <w:trHeight w:val="500" w:hRule="atLeast"/>
+          <w:trHeight w:val="340" w:hRule="atLeast"/>
         </w:trPr>
         <w:tc>
           <w:tcPr>
@@ -3327,7 +3528,7 @@
       <w:tr>
         <w:trPr>
           <w:cantSplit/>
-          <w:trHeight w:val="500" w:hRule="atLeast"/>
+          <w:trHeight w:val="340" w:hRule="atLeast"/>
         </w:trPr>
         <w:tc>
           <w:tcPr>
@@ -3345,6 +3546,882 @@
         </w:tc>
       </w:tr>
     </w:tbl>
+    <w:p>
+      <w:pPr>
+        <w:pageBreakBefore/>
+        <w:tabs>
+          <w:tab w:val="left" w:leader="underscore" w:pos="4700"/>
+          <w:tab w:val="left" w:leader="underscore" w:pos="7250"/>
+          <w:tab w:val="right" w:leader="underscore" w:pos="9504"/>
+        </w:tabs>
+        <w:spacing w:before="0" w:after="90" w:line="269" w:lineRule="auto"/>
+      </w:pPr>
+      <w:r>
+        <w:rPr>
+          <w:rFonts w:ascii="Avenir Next" w:hAnsi="Avenir Next" w:cs="Avenir Next" w:eastAsia="Avenir Next"/>
+          <w:color w:val="1A1A1A"/>
+          <w:sz w:val="20"/>
+          <w:szCs w:val="20"/>
+        </w:rPr>
+        <w:t xml:space="preserve">Name</w:t>
+      </w:r>
+      <w:r>
+        <w:rPr>
+          <w:rFonts w:ascii="Avenir Next" w:hAnsi="Avenir Next" w:cs="Avenir Next" w:eastAsia="Avenir Next"/>
+          <w:color w:val="1A1A1A"/>
+          <w:sz w:val="20"/>
+          <w:szCs w:val="20"/>
+        </w:rPr>
+        <w:tab/>
+      </w:r>
+      <w:r>
+        <w:rPr>
+          <w:rFonts w:ascii="Avenir Next" w:hAnsi="Avenir Next" w:cs="Avenir Next" w:eastAsia="Avenir Next"/>
+          <w:color w:val="1A1A1A"/>
+          <w:sz w:val="20"/>
+          <w:szCs w:val="20"/>
+        </w:rPr>
+        <w:t xml:space="preserve">   Date</w:t>
+      </w:r>
+      <w:r>
+        <w:rPr>
+          <w:rFonts w:ascii="Avenir Next" w:hAnsi="Avenir Next" w:cs="Avenir Next" w:eastAsia="Avenir Next"/>
+          <w:color w:val="1A1A1A"/>
+          <w:sz w:val="20"/>
+          <w:szCs w:val="20"/>
+        </w:rPr>
+        <w:tab/>
+      </w:r>
+      <w:r>
+        <w:rPr>
+          <w:rFonts w:ascii="Avenir Next" w:hAnsi="Avenir Next" w:cs="Avenir Next" w:eastAsia="Avenir Next"/>
+          <w:color w:val="1A1A1A"/>
+          <w:sz w:val="20"/>
+          <w:szCs w:val="20"/>
+        </w:rPr>
+        <w:t xml:space="preserve">   Period</w:t>
+      </w:r>
+      <w:r>
+        <w:rPr>
+          <w:rFonts w:ascii="Avenir Next" w:hAnsi="Avenir Next" w:cs="Avenir Next" w:eastAsia="Avenir Next"/>
+          <w:color w:val="1A1A1A"/>
+          <w:sz w:val="20"/>
+          <w:szCs w:val="20"/>
+        </w:rPr>
+        <w:tab/>
+      </w:r>
+    </w:p>
+    <w:p>
+      <w:pPr>
+        <w:keepNext/>
+        <w:spacing w:before="0" w:after="12" w:line="264" w:lineRule="auto"/>
+      </w:pPr>
+      <w:r>
+        <w:rPr>
+          <w:rFonts w:ascii="Avenir Next" w:hAnsi="Avenir Next" w:cs="Avenir Next" w:eastAsia="Avenir Next"/>
+          <w:b/>
+          <w:caps/>
+          <w:color w:val="003A70"/>
+          <w:spacing w:val="12"/>
+          <w:sz w:val="19"/>
+          <w:szCs w:val="19"/>
+        </w:rPr>
+        <w:t xml:space="preserve">Lesson 4-4  ·  Guided Notes  ·  Model, Reason, Explain</w:t>
+      </w:r>
+    </w:p>
+    <w:p>
+      <w:pPr>
+        <w:keepNext/>
+        <w:spacing w:before="0" w:after="10" w:line="240" w:lineRule="auto"/>
+        <w:outlineLvl w:val="0"/>
+      </w:pPr>
+      <w:r>
+        <w:rPr>
+          <w:rFonts w:ascii="Avenir Next" w:hAnsi="Avenir Next" w:cs="Avenir Next" w:eastAsia="Avenir Next"/>
+          <w:b/>
+          <w:color w:val="1A1A1A"/>
+          <w:sz w:val="32"/>
+          <w:szCs w:val="32"/>
+        </w:rPr>
+        <w:t xml:space="preserve">Model It. Explain It.</w:t>
+      </w:r>
+    </w:p>
+    <w:p>
+      <w:pPr>
+        <w:keepNext/>
+        <w:pBdr>
+          <w:bottom w:val="single" w:sz="8" w:space="3" w:color="003A70"/>
+        </w:pBdr>
+        <w:tabs>
+          <w:tab w:val="right" w:pos="9504"/>
+        </w:tabs>
+        <w:spacing w:before="90" w:after="50" w:line="240" w:lineRule="auto"/>
+        <w:outlineLvl w:val="1"/>
+      </w:pPr>
+      <w:r>
+        <w:rPr>
+          <w:rFonts w:ascii="Avenir Next" w:hAnsi="Avenir Next" w:cs="Avenir Next" w:eastAsia="Avenir Next"/>
+          <w:b/>
+          <w:color w:val="003A70"/>
+          <w:spacing w:val="14"/>
+          <w:sz w:val="19"/>
+          <w:szCs w:val="19"/>
+        </w:rPr>
+        <w:t xml:space="preserve">SESSION 1  ·  FIND THE PERCENT OF A NUMBER</w:t>
+      </w:r>
+      <w:r>
+        <w:rPr>
+          <w:rFonts w:ascii="Avenir Next" w:hAnsi="Avenir Next" w:cs="Avenir Next" w:eastAsia="Avenir Next"/>
+          <w:color w:val="1A1A1A"/>
+          <w:sz w:val="17"/>
+          <w:szCs w:val="17"/>
+        </w:rPr>
+        <w:tab/>
+      </w:r>
+      <w:r>
+        <w:rPr>
+          <w:rFonts w:ascii="Avenir Next" w:hAnsi="Avenir Next" w:cs="Avenir Next" w:eastAsia="Avenir Next"/>
+          <w:i/>
+          <w:color w:val="5A5F66"/>
+          <w:sz w:val="17"/>
+          <w:szCs w:val="17"/>
+        </w:rPr>
+        <w:t xml:space="preserve">draw it · solve it · explain it</w:t>
+      </w:r>
+    </w:p>
+    <w:p>
+      <w:pPr>
+        <w:keepNext/>
+        <w:spacing w:before="0" w:after="50" w:line="268" w:lineRule="auto"/>
+      </w:pPr>
+      <w:r>
+        <w:rPr>
+          <w:rFonts w:ascii="Avenir Next" w:hAnsi="Avenir Next" w:cs="Avenir Next" w:eastAsia="Avenir Next"/>
+          <w:color w:val="1A1A1A"/>
+          <w:sz w:val="20"/>
+          <w:szCs w:val="20"/>
+        </w:rPr>
+        <w:t xml:space="preserve">A theater has 360 seats. 35% of the seats are in the balcony. Use the percent bar and an equation to find how many seats are in the balcony.</w:t>
+      </w:r>
+    </w:p>
+    <w:p>
+      <w:pPr>
+        <w:keepNext/>
+        <w:spacing w:before="0" w:after="40" w:line="264" w:lineRule="auto"/>
+        <w:jc w:val="center"/>
+      </w:pPr>
+      <w:r>
+        <w:drawing>
+          <wp:inline distT="0" distB="0" distL="0" distR="0">
+            <wp:extent cx="4526280" cy="987552"/>
+            <wp:docPr id="3" name="Figure 3"/>
+            <a:graphic xmlns:a="http://schemas.openxmlformats.org/drawingml/2006/main">
+              <a:graphicData uri="http://schemas.openxmlformats.org/drawingml/2006/picture">
+                <pic:pic xmlns:pic="http://schemas.openxmlformats.org/drawingml/2006/picture">
+                  <pic:nvPicPr>
+                    <pic:cNvPr id="3" name="image3.png"/>
+                    <pic:cNvPicPr/>
+                  </pic:nvPicPr>
+                  <pic:blipFill>
+                    <a:blip r:embed="rIdImg3"/>
+                    <a:stretch>
+                      <a:fillRect/>
+                    </a:stretch>
+                  </pic:blipFill>
+                  <pic:spPr>
+                    <a:xfrm>
+                      <a:off x="0" y="0"/>
+                      <a:ext cx="4526280" cy="987552"/>
+                    </a:xfrm>
+                    <a:prstGeom prst="rect">
+                      <a:avLst/>
+                    </a:prstGeom>
+                  </pic:spPr>
+                </pic:pic>
+              </a:graphicData>
+            </a:graphic>
+          </wp:inline>
+        </w:drawing>
+      </w:r>
+    </w:p>
+    <w:p>
+      <w:pPr>
+        <w:keepNext/>
+        <w:spacing w:before="40" w:after="20" w:line="264" w:lineRule="auto"/>
+        <w:ind w:left="432"/>
+      </w:pPr>
+      <w:r>
+        <w:rPr>
+          <w:rFonts w:ascii="Avenir Next" w:hAnsi="Avenir Next" w:cs="Avenir Next" w:eastAsia="Avenir Next"/>
+          <w:color w:val="1A1A1A"/>
+          <w:sz w:val="20"/>
+          <w:szCs w:val="20"/>
+        </w:rPr>
+        <w:t xml:space="preserve">a. Fill in the bar. What are 10% and 5% of 360? Use them to find 35%.</w:t>
+      </w:r>
+    </w:p>
+    <w:tbl>
+      <w:tblPr>
+        <w:tblInd w:w="432" w:type="dxa"/>
+        <w:tblW w:w="9072" w:type="dxa"/>
+        <w:jc w:val="left"/>
+        <w:tblBorders>
+          <w:top w:val="nil"/>
+          <w:left w:val="nil"/>
+          <w:bottom w:val="nil"/>
+          <w:right w:val="nil"/>
+          <w:insideH w:val="nil"/>
+          <w:insideV w:val="nil"/>
+        </w:tblBorders>
+        <w:tblLayout w:type="fixed"/>
+        <w:tblCellMar>
+          <w:top w:w="0" w:type="dxa"/>
+          <w:left w:w="0" w:type="dxa"/>
+          <w:bottom w:w="0" w:type="dxa"/>
+          <w:right w:w="0" w:type="dxa"/>
+        </w:tblCellMar>
+        <w:tblLook w:val="0000" w:firstRow="0" w:lastRow="0" w:firstColumn="0" w:lastColumn="0" w:noHBand="1" w:noVBand="1"/>
+      </w:tblPr>
+      <w:tblGrid>
+        <w:gridCol w:w="9072"/>
+      </w:tblGrid>
+      <w:tr>
+        <w:trPr>
+          <w:cantSplit/>
+          <w:trHeight w:val="400" w:hRule="atLeast"/>
+        </w:trPr>
+        <w:tc>
+          <w:tcPr>
+            <w:tcW w:w="9072" w:type="dxa"/>
+            <w:tcBorders>
+              <w:bottom w:val="single" w:sz="4" w:space="0" w:color="000000"/>
+            </w:tcBorders>
+            <w:vAlign w:val="top"/>
+          </w:tcPr>
+          <w:p>
+            <w:pPr>
+              <w:spacing w:before="0" w:after="0" w:line="240" w:lineRule="auto"/>
+            </w:pPr>
+          </w:p>
+        </w:tc>
+      </w:tr>
+    </w:tbl>
+    <w:p>
+      <w:pPr>
+        <w:keepNext/>
+        <w:spacing w:before="40" w:after="20" w:line="264" w:lineRule="auto"/>
+        <w:ind w:left="432"/>
+      </w:pPr>
+      <w:r>
+        <w:rPr>
+          <w:rFonts w:ascii="Avenir Next" w:hAnsi="Avenir Next" w:cs="Avenir Next" w:eastAsia="Avenir Next"/>
+          <w:color w:val="1A1A1A"/>
+          <w:sz w:val="20"/>
+          <w:szCs w:val="20"/>
+        </w:rPr>
+        <w:t xml:space="preserve">b. Write and solve an equation: part = percent × whole.</w:t>
+      </w:r>
+    </w:p>
+    <w:tbl>
+      <w:tblPr>
+        <w:tblInd w:w="432" w:type="dxa"/>
+        <w:tblW w:w="9072" w:type="dxa"/>
+        <w:jc w:val="left"/>
+        <w:tblBorders>
+          <w:top w:val="nil"/>
+          <w:left w:val="nil"/>
+          <w:bottom w:val="nil"/>
+          <w:right w:val="nil"/>
+          <w:insideH w:val="nil"/>
+          <w:insideV w:val="nil"/>
+        </w:tblBorders>
+        <w:tblLayout w:type="fixed"/>
+        <w:tblCellMar>
+          <w:top w:w="0" w:type="dxa"/>
+          <w:left w:w="0" w:type="dxa"/>
+          <w:bottom w:w="0" w:type="dxa"/>
+          <w:right w:w="0" w:type="dxa"/>
+        </w:tblCellMar>
+        <w:tblLook w:val="0000" w:firstRow="0" w:lastRow="0" w:firstColumn="0" w:lastColumn="0" w:noHBand="1" w:noVBand="1"/>
+      </w:tblPr>
+      <w:tblGrid>
+        <w:gridCol w:w="9072"/>
+      </w:tblGrid>
+      <w:tr>
+        <w:trPr>
+          <w:cantSplit/>
+          <w:trHeight w:val="400" w:hRule="atLeast"/>
+        </w:trPr>
+        <w:tc>
+          <w:tcPr>
+            <w:tcW w:w="9072" w:type="dxa"/>
+            <w:tcBorders>
+              <w:bottom w:val="single" w:sz="4" w:space="0" w:color="000000"/>
+            </w:tcBorders>
+            <w:vAlign w:val="top"/>
+          </w:tcPr>
+          <w:p>
+            <w:pPr>
+              <w:spacing w:before="0" w:after="0" w:line="240" w:lineRule="auto"/>
+            </w:pPr>
+          </w:p>
+        </w:tc>
+      </w:tr>
+    </w:tbl>
+    <w:p>
+      <w:pPr>
+        <w:keepNext/>
+        <w:spacing w:before="40" w:after="20" w:line="264" w:lineRule="auto"/>
+        <w:ind w:left="432"/>
+      </w:pPr>
+      <w:r>
+        <w:rPr>
+          <w:rFonts w:ascii="Avenir Next" w:hAnsi="Avenir Next" w:cs="Avenir Next" w:eastAsia="Avenir Next"/>
+          <w:color w:val="1A1A1A"/>
+          <w:sz w:val="20"/>
+          <w:szCs w:val="20"/>
+        </w:rPr>
+        <w:t xml:space="preserve">c. Explain how you know both ways give the same answer.</w:t>
+      </w:r>
+    </w:p>
+    <w:tbl>
+      <w:tblPr>
+        <w:tblInd w:w="432" w:type="dxa"/>
+        <w:tblW w:w="9072" w:type="dxa"/>
+        <w:jc w:val="left"/>
+        <w:tblBorders>
+          <w:top w:val="nil"/>
+          <w:left w:val="nil"/>
+          <w:bottom w:val="nil"/>
+          <w:right w:val="nil"/>
+          <w:insideH w:val="nil"/>
+          <w:insideV w:val="nil"/>
+        </w:tblBorders>
+        <w:tblLayout w:type="fixed"/>
+        <w:tblCellMar>
+          <w:top w:w="0" w:type="dxa"/>
+          <w:left w:w="0" w:type="dxa"/>
+          <w:bottom w:w="0" w:type="dxa"/>
+          <w:right w:w="0" w:type="dxa"/>
+        </w:tblCellMar>
+        <w:tblLook w:val="0000" w:firstRow="0" w:lastRow="0" w:firstColumn="0" w:lastColumn="0" w:noHBand="1" w:noVBand="1"/>
+      </w:tblPr>
+      <w:tblGrid>
+        <w:gridCol w:w="9072"/>
+      </w:tblGrid>
+      <w:tr>
+        <w:trPr>
+          <w:cantSplit/>
+          <w:trHeight w:val="400" w:hRule="atLeast"/>
+        </w:trPr>
+        <w:tc>
+          <w:tcPr>
+            <w:tcW w:w="9072" w:type="dxa"/>
+            <w:tcBorders>
+              <w:bottom w:val="single" w:sz="4" w:space="0" w:color="000000"/>
+            </w:tcBorders>
+            <w:vAlign w:val="top"/>
+          </w:tcPr>
+          <w:p>
+            <w:pPr>
+              <w:spacing w:before="0" w:after="0" w:line="240" w:lineRule="auto"/>
+            </w:pPr>
+          </w:p>
+        </w:tc>
+      </w:tr>
+    </w:tbl>
+    <w:p>
+      <w:pPr>
+        <w:keepNext/>
+        <w:spacing w:before="80" w:after="20" w:line="264" w:lineRule="auto"/>
+      </w:pPr>
+      <w:r>
+        <w:rPr>
+          <w:rFonts w:ascii="Avenir Next" w:hAnsi="Avenir Next" w:cs="Avenir Next" w:eastAsia="Avenir Next"/>
+          <w:b/>
+          <w:color w:val="003A70"/>
+          <w:sz w:val="18"/>
+          <w:szCs w:val="18"/>
+        </w:rPr>
+        <w:t xml:space="preserve">Challenge  </w:t>
+      </w:r>
+      <w:r>
+        <w:rPr>
+          <w:rFonts w:ascii="Avenir Next" w:hAnsi="Avenir Next" w:cs="Avenir Next" w:eastAsia="Avenir Next"/>
+          <w:i/>
+          <w:color w:val="1A1A1A"/>
+          <w:sz w:val="19"/>
+          <w:szCs w:val="19"/>
+        </w:rPr>
+        <w:t xml:space="preserve">Sam says 35% of 360 is 35 × 360 = 12,600. Show why that is too big.</w:t>
+      </w:r>
+    </w:p>
+    <w:tbl>
+      <w:tblPr>
+        <w:tblInd w:w="432" w:type="dxa"/>
+        <w:tblW w:w="9072" w:type="dxa"/>
+        <w:jc w:val="left"/>
+        <w:tblBorders>
+          <w:top w:val="nil"/>
+          <w:left w:val="nil"/>
+          <w:bottom w:val="nil"/>
+          <w:right w:val="nil"/>
+          <w:insideH w:val="nil"/>
+          <w:insideV w:val="nil"/>
+        </w:tblBorders>
+        <w:tblLayout w:type="fixed"/>
+        <w:tblCellMar>
+          <w:top w:w="0" w:type="dxa"/>
+          <w:left w:w="0" w:type="dxa"/>
+          <w:bottom w:w="0" w:type="dxa"/>
+          <w:right w:w="0" w:type="dxa"/>
+        </w:tblCellMar>
+        <w:tblLook w:val="0000" w:firstRow="0" w:lastRow="0" w:firstColumn="0" w:lastColumn="0" w:noHBand="1" w:noVBand="1"/>
+      </w:tblPr>
+      <w:tblGrid>
+        <w:gridCol w:w="9072"/>
+      </w:tblGrid>
+      <w:tr>
+        <w:trPr>
+          <w:cantSplit/>
+          <w:trHeight w:val="400" w:hRule="atLeast"/>
+        </w:trPr>
+        <w:tc>
+          <w:tcPr>
+            <w:tcW w:w="9072" w:type="dxa"/>
+            <w:tcBorders>
+              <w:bottom w:val="single" w:sz="4" w:space="0" w:color="000000"/>
+            </w:tcBorders>
+            <w:vAlign w:val="top"/>
+          </w:tcPr>
+          <w:p>
+            <w:pPr>
+              <w:spacing w:before="0" w:after="0" w:line="240" w:lineRule="auto"/>
+            </w:pPr>
+          </w:p>
+        </w:tc>
+      </w:tr>
+      <w:tr>
+        <w:trPr>
+          <w:cantSplit/>
+          <w:trHeight w:val="400" w:hRule="atLeast"/>
+        </w:trPr>
+        <w:tc>
+          <w:tcPr>
+            <w:tcW w:w="9072" w:type="dxa"/>
+            <w:tcBorders>
+              <w:bottom w:val="single" w:sz="4" w:space="0" w:color="000000"/>
+            </w:tcBorders>
+            <w:vAlign w:val="top"/>
+          </w:tcPr>
+          <w:p>
+            <w:pPr>
+              <w:spacing w:before="0" w:after="0" w:line="240" w:lineRule="auto"/>
+            </w:pPr>
+          </w:p>
+        </w:tc>
+      </w:tr>
+    </w:tbl>
+    <w:p>
+      <w:pPr>
+        <w:keepNext/>
+        <w:pBdr>
+          <w:bottom w:val="single" w:sz="8" w:space="3" w:color="003A70"/>
+        </w:pBdr>
+        <w:tabs>
+          <w:tab w:val="right" w:pos="9504"/>
+        </w:tabs>
+        <w:spacing w:before="90" w:after="50" w:line="240" w:lineRule="auto"/>
+        <w:outlineLvl w:val="1"/>
+      </w:pPr>
+      <w:r>
+        <w:rPr>
+          <w:rFonts w:ascii="Avenir Next" w:hAnsi="Avenir Next" w:cs="Avenir Next" w:eastAsia="Avenir Next"/>
+          <w:b/>
+          <w:color w:val="003A70"/>
+          <w:spacing w:val="14"/>
+          <w:sz w:val="19"/>
+          <w:szCs w:val="19"/>
+        </w:rPr>
+        <w:t xml:space="preserve">SESSION 2  ·  COMPARE PERCENTS</w:t>
+      </w:r>
+      <w:r>
+        <w:rPr>
+          <w:rFonts w:ascii="Avenir Next" w:hAnsi="Avenir Next" w:cs="Avenir Next" w:eastAsia="Avenir Next"/>
+          <w:color w:val="1A1A1A"/>
+          <w:sz w:val="17"/>
+          <w:szCs w:val="17"/>
+        </w:rPr>
+        <w:tab/>
+      </w:r>
+      <w:r>
+        <w:rPr>
+          <w:rFonts w:ascii="Avenir Next" w:hAnsi="Avenir Next" w:cs="Avenir Next" w:eastAsia="Avenir Next"/>
+          <w:i/>
+          <w:color w:val="5A5F66"/>
+          <w:sz w:val="17"/>
+          <w:szCs w:val="17"/>
+        </w:rPr>
+        <w:t xml:space="preserve">draw it · solve it · explain it</w:t>
+      </w:r>
+    </w:p>
+    <w:p>
+      <w:pPr>
+        <w:keepNext/>
+        <w:spacing w:before="0" w:after="50" w:line="268" w:lineRule="auto"/>
+      </w:pPr>
+      <w:r>
+        <w:rPr>
+          <w:rFonts w:ascii="Avenir Next" w:hAnsi="Avenir Next" w:cs="Avenir Next" w:eastAsia="Avenir Next"/>
+          <w:color w:val="1A1A1A"/>
+          <w:sz w:val="20"/>
+          <w:szCs w:val="20"/>
+        </w:rPr>
+        <w:t xml:space="preserve">Kira made 36 of 60 free throws. Dev made 32 of 40. Kira made more. Shade each bar to show each percent. Who is the better shooter?</w:t>
+      </w:r>
+    </w:p>
+    <w:p>
+      <w:pPr>
+        <w:keepNext/>
+        <w:spacing w:before="0" w:after="40" w:line="264" w:lineRule="auto"/>
+        <w:jc w:val="center"/>
+      </w:pPr>
+      <w:r>
+        <w:drawing>
+          <wp:inline distT="0" distB="0" distL="0" distR="0">
+            <wp:extent cx="3785615" cy="773582"/>
+            <wp:docPr id="4" name="Figure 4"/>
+            <a:graphic xmlns:a="http://schemas.openxmlformats.org/drawingml/2006/main">
+              <a:graphicData uri="http://schemas.openxmlformats.org/drawingml/2006/picture">
+                <pic:pic xmlns:pic="http://schemas.openxmlformats.org/drawingml/2006/picture">
+                  <pic:nvPicPr>
+                    <pic:cNvPr id="4" name="image4.png"/>
+                    <pic:cNvPicPr/>
+                  </pic:nvPicPr>
+                  <pic:blipFill>
+                    <a:blip r:embed="rIdImg4"/>
+                    <a:stretch>
+                      <a:fillRect/>
+                    </a:stretch>
+                  </pic:blipFill>
+                  <pic:spPr>
+                    <a:xfrm>
+                      <a:off x="0" y="0"/>
+                      <a:ext cx="3785615" cy="773582"/>
+                    </a:xfrm>
+                    <a:prstGeom prst="rect">
+                      <a:avLst/>
+                    </a:prstGeom>
+                  </pic:spPr>
+                </pic:pic>
+              </a:graphicData>
+            </a:graphic>
+          </wp:inline>
+        </w:drawing>
+      </w:r>
+    </w:p>
+    <w:p>
+      <w:pPr>
+        <w:keepNext/>
+        <w:spacing w:before="40" w:after="20" w:line="264" w:lineRule="auto"/>
+        <w:ind w:left="432"/>
+      </w:pPr>
+      <w:r>
+        <w:rPr>
+          <w:rFonts w:ascii="Avenir Next" w:hAnsi="Avenir Next" w:cs="Avenir Next" w:eastAsia="Avenir Next"/>
+          <w:color w:val="1A1A1A"/>
+          <w:sz w:val="20"/>
+          <w:szCs w:val="20"/>
+        </w:rPr>
+        <w:t xml:space="preserve">a. Write each record (how many out of how many) as a percent.</w:t>
+      </w:r>
+    </w:p>
+    <w:tbl>
+      <w:tblPr>
+        <w:tblInd w:w="432" w:type="dxa"/>
+        <w:tblW w:w="9072" w:type="dxa"/>
+        <w:jc w:val="left"/>
+        <w:tblBorders>
+          <w:top w:val="nil"/>
+          <w:left w:val="nil"/>
+          <w:bottom w:val="nil"/>
+          <w:right w:val="nil"/>
+          <w:insideH w:val="nil"/>
+          <w:insideV w:val="nil"/>
+        </w:tblBorders>
+        <w:tblLayout w:type="fixed"/>
+        <w:tblCellMar>
+          <w:top w:w="0" w:type="dxa"/>
+          <w:left w:w="0" w:type="dxa"/>
+          <w:bottom w:w="0" w:type="dxa"/>
+          <w:right w:w="0" w:type="dxa"/>
+        </w:tblCellMar>
+        <w:tblLook w:val="0000" w:firstRow="0" w:lastRow="0" w:firstColumn="0" w:lastColumn="0" w:noHBand="1" w:noVBand="1"/>
+      </w:tblPr>
+      <w:tblGrid>
+        <w:gridCol w:w="9072"/>
+      </w:tblGrid>
+      <w:tr>
+        <w:trPr>
+          <w:cantSplit/>
+          <w:trHeight w:val="400" w:hRule="atLeast"/>
+        </w:trPr>
+        <w:tc>
+          <w:tcPr>
+            <w:tcW w:w="9072" w:type="dxa"/>
+            <w:tcBorders>
+              <w:bottom w:val="single" w:sz="4" w:space="0" w:color="000000"/>
+            </w:tcBorders>
+            <w:vAlign w:val="top"/>
+          </w:tcPr>
+          <w:p>
+            <w:pPr>
+              <w:spacing w:before="0" w:after="0" w:line="240" w:lineRule="auto"/>
+            </w:pPr>
+          </w:p>
+        </w:tc>
+      </w:tr>
+    </w:tbl>
+    <w:p>
+      <w:pPr>
+        <w:keepNext/>
+        <w:spacing w:before="40" w:after="20" w:line="264" w:lineRule="auto"/>
+        <w:ind w:left="432"/>
+      </w:pPr>
+      <w:r>
+        <w:rPr>
+          <w:rFonts w:ascii="Avenir Next" w:hAnsi="Avenir Next" w:cs="Avenir Next" w:eastAsia="Avenir Next"/>
+          <w:color w:val="1A1A1A"/>
+          <w:sz w:val="20"/>
+          <w:szCs w:val="20"/>
+        </w:rPr>
+        <w:t xml:space="preserve">b. Who has the better rate?</w:t>
+      </w:r>
+    </w:p>
+    <w:tbl>
+      <w:tblPr>
+        <w:tblInd w:w="432" w:type="dxa"/>
+        <w:tblW w:w="9072" w:type="dxa"/>
+        <w:jc w:val="left"/>
+        <w:tblBorders>
+          <w:top w:val="nil"/>
+          <w:left w:val="nil"/>
+          <w:bottom w:val="nil"/>
+          <w:right w:val="nil"/>
+          <w:insideH w:val="nil"/>
+          <w:insideV w:val="nil"/>
+        </w:tblBorders>
+        <w:tblLayout w:type="fixed"/>
+        <w:tblCellMar>
+          <w:top w:w="0" w:type="dxa"/>
+          <w:left w:w="0" w:type="dxa"/>
+          <w:bottom w:w="0" w:type="dxa"/>
+          <w:right w:w="0" w:type="dxa"/>
+        </w:tblCellMar>
+        <w:tblLook w:val="0000" w:firstRow="0" w:lastRow="0" w:firstColumn="0" w:lastColumn="0" w:noHBand="1" w:noVBand="1"/>
+      </w:tblPr>
+      <w:tblGrid>
+        <w:gridCol w:w="9072"/>
+      </w:tblGrid>
+      <w:tr>
+        <w:trPr>
+          <w:cantSplit/>
+          <w:trHeight w:val="400" w:hRule="atLeast"/>
+        </w:trPr>
+        <w:tc>
+          <w:tcPr>
+            <w:tcW w:w="9072" w:type="dxa"/>
+            <w:tcBorders>
+              <w:bottom w:val="single" w:sz="4" w:space="0" w:color="000000"/>
+            </w:tcBorders>
+            <w:vAlign w:val="top"/>
+          </w:tcPr>
+          <w:p>
+            <w:pPr>
+              <w:spacing w:before="0" w:after="0" w:line="240" w:lineRule="auto"/>
+            </w:pPr>
+          </w:p>
+        </w:tc>
+      </w:tr>
+    </w:tbl>
+    <w:p>
+      <w:pPr>
+        <w:keepNext/>
+        <w:spacing w:before="40" w:after="20" w:line="264" w:lineRule="auto"/>
+        <w:ind w:left="432"/>
+      </w:pPr>
+      <w:r>
+        <w:rPr>
+          <w:rFonts w:ascii="Avenir Next" w:hAnsi="Avenir Next" w:cs="Avenir Next" w:eastAsia="Avenir Next"/>
+          <w:color w:val="1A1A1A"/>
+          <w:sz w:val="20"/>
+          <w:szCs w:val="20"/>
+        </w:rPr>
+        <w:t xml:space="preserve">c. Explain how you know.</w:t>
+      </w:r>
+    </w:p>
+    <w:tbl>
+      <w:tblPr>
+        <w:tblInd w:w="432" w:type="dxa"/>
+        <w:tblW w:w="9072" w:type="dxa"/>
+        <w:jc w:val="left"/>
+        <w:tblBorders>
+          <w:top w:val="nil"/>
+          <w:left w:val="nil"/>
+          <w:bottom w:val="nil"/>
+          <w:right w:val="nil"/>
+          <w:insideH w:val="nil"/>
+          <w:insideV w:val="nil"/>
+        </w:tblBorders>
+        <w:tblLayout w:type="fixed"/>
+        <w:tblCellMar>
+          <w:top w:w="0" w:type="dxa"/>
+          <w:left w:w="0" w:type="dxa"/>
+          <w:bottom w:w="0" w:type="dxa"/>
+          <w:right w:w="0" w:type="dxa"/>
+        </w:tblCellMar>
+        <w:tblLook w:val="0000" w:firstRow="0" w:lastRow="0" w:firstColumn="0" w:lastColumn="0" w:noHBand="1" w:noVBand="1"/>
+      </w:tblPr>
+      <w:tblGrid>
+        <w:gridCol w:w="9072"/>
+      </w:tblGrid>
+      <w:tr>
+        <w:trPr>
+          <w:cantSplit/>
+          <w:trHeight w:val="400" w:hRule="atLeast"/>
+        </w:trPr>
+        <w:tc>
+          <w:tcPr>
+            <w:tcW w:w="9072" w:type="dxa"/>
+            <w:tcBorders>
+              <w:bottom w:val="single" w:sz="4" w:space="0" w:color="000000"/>
+            </w:tcBorders>
+            <w:vAlign w:val="top"/>
+          </w:tcPr>
+          <w:p>
+            <w:pPr>
+              <w:spacing w:before="0" w:after="0" w:line="240" w:lineRule="auto"/>
+            </w:pPr>
+          </w:p>
+        </w:tc>
+      </w:tr>
+    </w:tbl>
+    <w:p>
+      <w:pPr>
+        <w:keepNext/>
+        <w:spacing w:before="80" w:after="20" w:line="264" w:lineRule="auto"/>
+      </w:pPr>
+      <w:r>
+        <w:rPr>
+          <w:rFonts w:ascii="Avenir Next" w:hAnsi="Avenir Next" w:cs="Avenir Next" w:eastAsia="Avenir Next"/>
+          <w:b/>
+          <w:color w:val="003A70"/>
+          <w:sz w:val="18"/>
+          <w:szCs w:val="18"/>
+        </w:rPr>
+        <w:t xml:space="preserve">Challenge  </w:t>
+      </w:r>
+      <w:r>
+        <w:rPr>
+          <w:rFonts w:ascii="Avenir Next" w:hAnsi="Avenir Next" w:cs="Avenir Next" w:eastAsia="Avenir Next"/>
+          <w:i/>
+          <w:color w:val="1A1A1A"/>
+          <w:sz w:val="19"/>
+          <w:szCs w:val="19"/>
+        </w:rPr>
+        <w:t xml:space="preserve">Lin says 54 out of 60 is better than 9 out of 10 because 54 is more than 9. Show why she is wrong.</w:t>
+      </w:r>
+    </w:p>
+    <w:tbl>
+      <w:tblPr>
+        <w:tblInd w:w="432" w:type="dxa"/>
+        <w:tblW w:w="9072" w:type="dxa"/>
+        <w:jc w:val="left"/>
+        <w:tblBorders>
+          <w:top w:val="nil"/>
+          <w:left w:val="nil"/>
+          <w:bottom w:val="nil"/>
+          <w:right w:val="nil"/>
+          <w:insideH w:val="nil"/>
+          <w:insideV w:val="nil"/>
+        </w:tblBorders>
+        <w:tblLayout w:type="fixed"/>
+        <w:tblCellMar>
+          <w:top w:w="0" w:type="dxa"/>
+          <w:left w:w="0" w:type="dxa"/>
+          <w:bottom w:w="0" w:type="dxa"/>
+          <w:right w:w="0" w:type="dxa"/>
+        </w:tblCellMar>
+        <w:tblLook w:val="0000" w:firstRow="0" w:lastRow="0" w:firstColumn="0" w:lastColumn="0" w:noHBand="1" w:noVBand="1"/>
+      </w:tblPr>
+      <w:tblGrid>
+        <w:gridCol w:w="9072"/>
+      </w:tblGrid>
+      <w:tr>
+        <w:trPr>
+          <w:cantSplit/>
+          <w:trHeight w:val="400" w:hRule="atLeast"/>
+        </w:trPr>
+        <w:tc>
+          <w:tcPr>
+            <w:tcW w:w="9072" w:type="dxa"/>
+            <w:tcBorders>
+              <w:bottom w:val="single" w:sz="4" w:space="0" w:color="000000"/>
+            </w:tcBorders>
+            <w:vAlign w:val="top"/>
+          </w:tcPr>
+          <w:p>
+            <w:pPr>
+              <w:spacing w:before="0" w:after="0" w:line="240" w:lineRule="auto"/>
+            </w:pPr>
+          </w:p>
+        </w:tc>
+      </w:tr>
+      <w:tr>
+        <w:trPr>
+          <w:cantSplit/>
+          <w:trHeight w:val="400" w:hRule="atLeast"/>
+        </w:trPr>
+        <w:tc>
+          <w:tcPr>
+            <w:tcW w:w="9072" w:type="dxa"/>
+            <w:tcBorders>
+              <w:bottom w:val="single" w:sz="4" w:space="0" w:color="000000"/>
+            </w:tcBorders>
+            <w:vAlign w:val="top"/>
+          </w:tcPr>
+          <w:p>
+            <w:pPr>
+              <w:spacing w:before="0" w:after="0" w:line="240" w:lineRule="auto"/>
+            </w:pPr>
+          </w:p>
+        </w:tc>
+      </w:tr>
+    </w:tbl>
+    <w:p>
+      <w:pPr>
+        <w:spacing w:before="80" w:after="0" w:line="264" w:lineRule="auto"/>
+      </w:pPr>
+      <w:r>
+        <w:rPr>
+          <w:rFonts w:ascii="Avenir Next" w:hAnsi="Avenir Next" w:cs="Avenir Next" w:eastAsia="Avenir Next"/>
+          <w:b/>
+          <w:color w:val="003A70"/>
+          <w:sz w:val="17"/>
+          <w:szCs w:val="17"/>
+        </w:rPr>
+        <w:t xml:space="preserve">Check:  </w:t>
+      </w:r>
+      <w:r>
+        <w:rPr>
+          <w:rFonts w:ascii="Avenir Next" w:hAnsi="Avenir Next" w:cs="Avenir Next" w:eastAsia="Avenir Next"/>
+          <w:color w:val="5A5F66"/>
+          <w:sz w:val="17"/>
+          <w:szCs w:val="17"/>
+        </w:rPr>
+        <w:t xml:space="preserve">Does my model match my numbers? Did I label units? Does my answer make sense?</w:t>
+      </w:r>
+    </w:p>
     <w:p>
       <w:pPr>
         <w:spacing w:before="0" w:after="0" w:line="20" w:lineRule="exact"/>
